--- a/public/docs/СОГЛАСИЕ НА ПОЛУЧЕНИЕ ИНФОРМАЦИОННЫХ РАССЫЛОК.docx
+++ b/public/docs/СОГЛАСИЕ НА ПОЛУЧЕНИЕ ИНФОРМАЦИОННЫХ РАССЫЛОК.docx
@@ -12,7 +12,7 @@
         <w:rPr>
           <w:rtl w:val="0"/>
         </w:rPr>
-        <w:t xml:space="preserve">СОГЛАСИЕ НА ПОЛУЧЕНИЕ ИНФОРМАЦИОННЫХ РАССЫЛОК ОТ МАГАЗИНА КУЗОВНЫХ ПОРОГОВ И АРОК «2POROGA»</w:t>
+        <w:t xml:space="preserve">СОГЛАСИЕ НА ПОЛУЧЕНИЕ ИНФОРМАЦИОННЫХ РАССЫЛОК ОТ МАГАЗИНА КУЗОВНЫХ ПОРОГОВ И АРОК «ДВАПОРОГА»</w:t>
       </w:r>
     </w:p>
     <w:p>
@@ -35,7 +35,9 @@
         <w:rPr>
           <w:rFonts w:ascii="Times New Roman" w:cs="Times New Roman" w:eastAsia="Times New Roman" w:hAnsi="Times New Roman"/>
           <w:b w:val="0"/>
-          <w:i w:val="0"/>
+          <w:bCs w:val="0"/>
+          <w:i w:val="0"/>
+          <w:iCs w:val="0"/>
           <w:smallCaps w:val="0"/>
           <w:strike w:val="0"/>
           <w:color w:val="000000"/>
@@ -50,7 +52,9 @@
         <w:rPr>
           <w:rFonts w:ascii="Times New Roman" w:cs="Times New Roman" w:eastAsia="Times New Roman" w:hAnsi="Times New Roman"/>
           <w:b w:val="0"/>
-          <w:i w:val="0"/>
+          <w:bCs w:val="0"/>
+          <w:i w:val="0"/>
+          <w:iCs w:val="0"/>
           <w:smallCaps w:val="0"/>
           <w:strike w:val="0"/>
           <w:color w:val="000000"/>
@@ -77,7 +81,9 @@
         <w:rPr>
           <w:rFonts w:ascii="Times New Roman" w:cs="Times New Roman" w:eastAsia="Times New Roman" w:hAnsi="Times New Roman"/>
           <w:b w:val="0"/>
-          <w:i w:val="0"/>
+          <w:bCs w:val="0"/>
+          <w:i w:val="0"/>
+          <w:iCs w:val="0"/>
           <w:smallCaps w:val="0"/>
           <w:strike w:val="0"/>
           <w:color w:val="243780"/>
@@ -94,7 +100,9 @@
         <w:rPr>
           <w:rFonts w:ascii="Times New Roman" w:cs="Times New Roman" w:eastAsia="Times New Roman" w:hAnsi="Times New Roman"/>
           <w:b w:val="1"/>
-          <w:i w:val="0"/>
+          <w:bCs w:val="1"/>
+          <w:i w:val="0"/>
+          <w:iCs w:val="0"/>
           <w:smallCaps w:val="0"/>
           <w:strike w:val="0"/>
           <w:color w:val="000000"/>
@@ -111,7 +119,9 @@
         <w:rPr>
           <w:rFonts w:ascii="Times New Roman" w:cs="Times New Roman" w:eastAsia="Times New Roman" w:hAnsi="Times New Roman"/>
           <w:b w:val="0"/>
-          <w:i w:val="0"/>
+          <w:bCs w:val="0"/>
+          <w:i w:val="0"/>
+          <w:iCs w:val="0"/>
           <w:smallCaps w:val="0"/>
           <w:strike w:val="0"/>
           <w:color w:val="000000"/>
@@ -127,17 +137,20 @@
       <w:r>
         <w:rPr>
           <w:b w:val="1"/>
-          <w:sz w:val="20"/>
-          <w:szCs w:val="20"/>
-          <w:rtl w:val="0"/>
-        </w:rPr>
-        <w:t xml:space="preserve">2POROGA</w:t>
-      </w:r>
-      <w:r>
-        <w:rPr>
-          <w:rFonts w:ascii="Times New Roman" w:cs="Times New Roman" w:eastAsia="Times New Roman" w:hAnsi="Times New Roman"/>
-          <w:b w:val="0"/>
-          <w:i w:val="0"/>
+          <w:bCs w:val="1"/>
+          <w:sz w:val="20"/>
+          <w:szCs w:val="20"/>
+          <w:rtl w:val="0"/>
+        </w:rPr>
+        <w:t xml:space="preserve">ДВАПОРОГА</w:t>
+      </w:r>
+      <w:r>
+        <w:rPr>
+          <w:rFonts w:ascii="Times New Roman" w:cs="Times New Roman" w:eastAsia="Times New Roman" w:hAnsi="Times New Roman"/>
+          <w:b w:val="0"/>
+          <w:bCs w:val="0"/>
+          <w:i w:val="0"/>
+          <w:iCs w:val="0"/>
           <w:smallCaps w:val="0"/>
           <w:strike w:val="0"/>
           <w:color w:val="000000"/>
@@ -171,7 +184,9 @@
         <w:rPr>
           <w:rFonts w:ascii="Times New Roman" w:cs="Times New Roman" w:eastAsia="Times New Roman" w:hAnsi="Times New Roman"/>
           <w:b w:val="0"/>
-          <w:i w:val="0"/>
+          <w:bCs w:val="0"/>
+          <w:i w:val="0"/>
+          <w:iCs w:val="0"/>
           <w:smallCaps w:val="0"/>
           <w:strike w:val="0"/>
           <w:color w:val="000000"/>
@@ -188,7 +203,9 @@
         <w:rPr>
           <w:rFonts w:ascii="Times New Roman" w:cs="Times New Roman" w:eastAsia="Times New Roman" w:hAnsi="Times New Roman"/>
           <w:b w:val="1"/>
-          <w:i w:val="0"/>
+          <w:bCs w:val="1"/>
+          <w:i w:val="0"/>
+          <w:iCs w:val="0"/>
           <w:smallCaps w:val="0"/>
           <w:strike w:val="0"/>
           <w:color w:val="000000"/>
@@ -205,7 +222,9 @@
         <w:rPr>
           <w:rFonts w:ascii="Times New Roman" w:cs="Times New Roman" w:eastAsia="Times New Roman" w:hAnsi="Times New Roman"/>
           <w:b w:val="0"/>
-          <w:i w:val="0"/>
+          <w:bCs w:val="0"/>
+          <w:i w:val="0"/>
+          <w:iCs w:val="0"/>
           <w:smallCaps w:val="0"/>
           <w:strike w:val="0"/>
           <w:color w:val="000000"/>
@@ -239,7 +258,9 @@
         <w:rPr>
           <w:rFonts w:ascii="Times New Roman" w:cs="Times New Roman" w:eastAsia="Times New Roman" w:hAnsi="Times New Roman"/>
           <w:b w:val="0"/>
-          <w:i w:val="0"/>
+          <w:bCs w:val="0"/>
+          <w:i w:val="0"/>
+          <w:iCs w:val="0"/>
           <w:smallCaps w:val="0"/>
           <w:strike w:val="0"/>
           <w:color w:val="000000"/>
@@ -254,7 +275,9 @@
         <w:rPr>
           <w:rFonts w:ascii="Times New Roman" w:cs="Times New Roman" w:eastAsia="Times New Roman" w:hAnsi="Times New Roman"/>
           <w:b w:val="0"/>
-          <w:i w:val="0"/>
+          <w:bCs w:val="0"/>
+          <w:i w:val="0"/>
+          <w:iCs w:val="0"/>
           <w:smallCaps w:val="0"/>
           <w:strike w:val="0"/>
           <w:color w:val="000000"/>
@@ -279,7 +302,9 @@
         <w:rPr>
           <w:rFonts w:ascii="Times New Roman" w:cs="Times New Roman" w:eastAsia="Times New Roman" w:hAnsi="Times New Roman"/>
           <w:b w:val="0"/>
-          <w:i w:val="0"/>
+          <w:bCs w:val="0"/>
+          <w:i w:val="0"/>
+          <w:iCs w:val="0"/>
           <w:smallCaps w:val="0"/>
           <w:strike w:val="0"/>
           <w:color w:val="000000"/>
@@ -304,7 +329,9 @@
         <w:rPr>
           <w:rFonts w:ascii="Times New Roman" w:cs="Times New Roman" w:eastAsia="Times New Roman" w:hAnsi="Times New Roman"/>
           <w:b w:val="0"/>
-          <w:i w:val="0"/>
+          <w:bCs w:val="0"/>
+          <w:i w:val="0"/>
+          <w:iCs w:val="0"/>
           <w:smallCaps w:val="0"/>
           <w:strike w:val="0"/>
           <w:color w:val="000000"/>
@@ -321,7 +348,9 @@
         <w:rPr>
           <w:rFonts w:ascii="Times New Roman" w:cs="Times New Roman" w:eastAsia="Times New Roman" w:hAnsi="Times New Roman"/>
           <w:b w:val="1"/>
-          <w:i w:val="0"/>
+          <w:bCs w:val="1"/>
+          <w:i w:val="0"/>
+          <w:iCs w:val="0"/>
           <w:smallCaps w:val="0"/>
           <w:strike w:val="0"/>
           <w:color w:val="000000"/>
@@ -338,7 +367,9 @@
         <w:rPr>
           <w:rFonts w:ascii="Times New Roman" w:cs="Times New Roman" w:eastAsia="Times New Roman" w:hAnsi="Times New Roman"/>
           <w:b w:val="0"/>
-          <w:i w:val="0"/>
+          <w:bCs w:val="0"/>
+          <w:i w:val="0"/>
+          <w:iCs w:val="0"/>
           <w:smallCaps w:val="0"/>
           <w:strike w:val="0"/>
           <w:color w:val="000000"/>
@@ -372,7 +403,9 @@
         <w:rPr>
           <w:rFonts w:ascii="Times New Roman" w:cs="Times New Roman" w:eastAsia="Times New Roman" w:hAnsi="Times New Roman"/>
           <w:b w:val="0"/>
-          <w:i w:val="0"/>
+          <w:bCs w:val="0"/>
+          <w:i w:val="0"/>
+          <w:iCs w:val="0"/>
           <w:smallCaps w:val="0"/>
           <w:strike w:val="0"/>
           <w:color w:val="000000"/>
@@ -387,7 +420,9 @@
         <w:rPr>
           <w:rFonts w:ascii="Times New Roman" w:cs="Times New Roman" w:eastAsia="Times New Roman" w:hAnsi="Times New Roman"/>
           <w:b w:val="0"/>
-          <w:i w:val="0"/>
+          <w:bCs w:val="0"/>
+          <w:i w:val="0"/>
+          <w:iCs w:val="0"/>
           <w:smallCaps w:val="0"/>
           <w:strike w:val="0"/>
           <w:color w:val="000000"/>
@@ -421,7 +456,9 @@
         <w:rPr>
           <w:rFonts w:ascii="Times New Roman" w:cs="Times New Roman" w:eastAsia="Times New Roman" w:hAnsi="Times New Roman"/>
           <w:b w:val="0"/>
-          <w:i w:val="0"/>
+          <w:bCs w:val="0"/>
+          <w:i w:val="0"/>
+          <w:iCs w:val="0"/>
           <w:smallCaps w:val="0"/>
           <w:strike w:val="0"/>
           <w:color w:val="000000"/>
@@ -436,7 +473,9 @@
         <w:rPr>
           <w:rFonts w:ascii="Times New Roman" w:cs="Times New Roman" w:eastAsia="Times New Roman" w:hAnsi="Times New Roman"/>
           <w:b w:val="0"/>
-          <w:i w:val="0"/>
+          <w:bCs w:val="0"/>
+          <w:i w:val="0"/>
+          <w:iCs w:val="0"/>
           <w:smallCaps w:val="0"/>
           <w:strike w:val="0"/>
           <w:color w:val="000000"/>
@@ -465,7 +504,9 @@
           <w:rPr>
             <w:rFonts w:ascii="Times New Roman" w:cs="Times New Roman" w:eastAsia="Times New Roman" w:hAnsi="Times New Roman"/>
             <w:b w:val="0"/>
+            <w:bCs w:val="0"/>
             <w:i w:val="0"/>
+            <w:iCs w:val="0"/>
             <w:smallCaps w:val="0"/>
             <w:strike w:val="0"/>
             <w:color w:val="000000"/>
@@ -540,6 +581,7 @@
     </w:pPr>
     <w:rPr>
       <w:b w:val="1"/>
+      <w:bCs w:val="1"/>
       <w:sz w:val="48"/>
       <w:szCs w:val="48"/>
     </w:rPr>
@@ -556,6 +598,7 @@
     </w:pPr>
     <w:rPr>
       <w:b w:val="1"/>
+      <w:bCs w:val="1"/>
       <w:sz w:val="36"/>
       <w:szCs w:val="36"/>
     </w:rPr>
@@ -572,6 +615,7 @@
     </w:pPr>
     <w:rPr>
       <w:b w:val="1"/>
+      <w:bCs w:val="1"/>
       <w:sz w:val="28"/>
       <w:szCs w:val="28"/>
     </w:rPr>
@@ -588,6 +632,7 @@
     </w:pPr>
     <w:rPr>
       <w:b w:val="1"/>
+      <w:bCs w:val="1"/>
       <w:sz w:val="24"/>
       <w:szCs w:val="24"/>
     </w:rPr>
@@ -604,6 +649,7 @@
     </w:pPr>
     <w:rPr>
       <w:b w:val="1"/>
+      <w:bCs w:val="1"/>
       <w:sz w:val="22"/>
       <w:szCs w:val="22"/>
     </w:rPr>
@@ -620,6 +666,7 @@
     </w:pPr>
     <w:rPr>
       <w:b w:val="1"/>
+      <w:bCs w:val="1"/>
       <w:sz w:val="20"/>
       <w:szCs w:val="20"/>
     </w:rPr>
@@ -635,6 +682,7 @@
     <w:rPr>
       <w:rFonts w:ascii="Times New Roman" w:cs="Times New Roman" w:eastAsia="Times New Roman" w:hAnsi="Times New Roman"/>
       <w:b w:val="1"/>
+      <w:bCs w:val="1"/>
       <w:sz w:val="20"/>
       <w:szCs w:val="20"/>
     </w:rPr>
@@ -731,6 +779,7 @@
     <w:rPr>
       <w:rFonts w:ascii="Georgia" w:cs="Georgia" w:eastAsia="Georgia" w:hAnsi="Georgia"/>
       <w:i w:val="1"/>
+      <w:iCs w:val="1"/>
       <w:color w:val="666666"/>
       <w:sz w:val="48"/>
       <w:szCs w:val="48"/>
